--- a/hw/a3.docx
+++ b/hw/a3.docx
@@ -183,6 +183,113 @@
     </w:p>
     <w:p>
       <w:pPr>
+        <w:spacing w:line="240" w:lineRule="auto"/>
+        <w:rPr>
+          <w:rStyle w:val="Strong"/>
+          <w:sz w:val="28"/>
+          <w:szCs w:val="28"/>
+        </w:rPr>
+      </w:pPr>
+      <w:r>
+        <w:rPr>
+          <w:rStyle w:val="Strong"/>
+          <w:sz w:val="28"/>
+          <w:szCs w:val="28"/>
+        </w:rPr>
+        <w:t>Important Notes:</w:t>
+      </w:r>
+    </w:p>
+    <w:p>
+      <w:pPr>
+        <w:pStyle w:val="ListParagraph"/>
+        <w:numPr>
+          <w:ilvl w:val="0"/>
+          <w:numId w:val="1"/>
+        </w:numPr>
+        <w:spacing w:line="240" w:lineRule="auto"/>
+        <w:rPr>
+          <w:rStyle w:val="Strong"/>
+          <w:b w:val="0"/>
+          <w:bCs w:val="0"/>
+          <w:i w:val="0"/>
+          <w:iCs w:val="0"/>
+          <w:sz w:val="24"/>
+          <w:szCs w:val="24"/>
+        </w:rPr>
+      </w:pPr>
+      <w:r>
+        <w:rPr>
+          <w:rStyle w:val="Strong"/>
+          <w:b w:val="0"/>
+          <w:bCs w:val="0"/>
+          <w:i w:val="0"/>
+          <w:iCs w:val="0"/>
+          <w:sz w:val="24"/>
+          <w:szCs w:val="24"/>
+        </w:rPr>
+        <w:t>Notice that part 1 of this assignment spans 2 weeks. The quality of what you produce should reflect two full weeks of work; do your best to deliver visualization(s) that are creative, precise, and meaningful.</w:t>
+      </w:r>
+    </w:p>
+    <w:p>
+      <w:pPr>
+        <w:pStyle w:val="ListParagraph"/>
+        <w:numPr>
+          <w:ilvl w:val="0"/>
+          <w:numId w:val="1"/>
+        </w:numPr>
+        <w:spacing w:line="240" w:lineRule="auto"/>
+        <w:rPr>
+          <w:rStyle w:val="Strong"/>
+          <w:b w:val="0"/>
+          <w:bCs w:val="0"/>
+          <w:i w:val="0"/>
+          <w:iCs w:val="0"/>
+          <w:sz w:val="24"/>
+          <w:szCs w:val="24"/>
+        </w:rPr>
+      </w:pPr>
+      <w:r>
+        <w:rPr>
+          <w:rStyle w:val="Strong"/>
+          <w:b w:val="0"/>
+          <w:bCs w:val="0"/>
+          <w:i w:val="0"/>
+          <w:iCs w:val="0"/>
+          <w:sz w:val="24"/>
+          <w:szCs w:val="24"/>
+        </w:rPr>
+        <w:t xml:space="preserve">You may work alone or in small groups (2-3). If you choose to work in a group, the quantity and quality of your visualization(s) should scale accordingly. </w:t>
+      </w:r>
+    </w:p>
+    <w:p>
+      <w:pPr>
+        <w:pStyle w:val="ListParagraph"/>
+        <w:spacing w:line="240" w:lineRule="auto"/>
+        <w:rPr>
+          <w:rStyle w:val="Strong"/>
+          <w:b w:val="0"/>
+          <w:bCs w:val="0"/>
+          <w:i w:val="0"/>
+          <w:iCs w:val="0"/>
+          <w:sz w:val="24"/>
+          <w:szCs w:val="24"/>
+        </w:rPr>
+      </w:pPr>
+      <w:r>
+        <w:rPr>
+          <w:rStyle w:val="Strong"/>
+          <w:b w:val="0"/>
+          <w:bCs w:val="0"/>
+          <w:i w:val="0"/>
+          <w:iCs w:val="0"/>
+          <w:sz w:val="24"/>
+          <w:szCs w:val="24"/>
+        </w:rPr>
+        <w:t xml:space="preserve"> </w:t>
+      </w:r>
+    </w:p>
+    <w:p>
+      <w:pPr>
         <w:pStyle w:val="Heading2"/>
         <w:rPr>
           <w:sz w:val="40"/>
@@ -311,6 +418,16 @@
     </w:p>
     <w:p>
       <w:pPr>
+        <w:rPr>
+          <w:i w:val="0"/>
+          <w:iCs w:val="0"/>
+          <w:sz w:val="24"/>
+          <w:szCs w:val="24"/>
+        </w:rPr>
+      </w:pPr>
+    </w:p>
+    <w:p>
+      <w:pPr>
         <w:pStyle w:val="Heading2"/>
         <w:rPr>
           <w:sz w:val="32"/>
@@ -322,6 +439,7 @@
           <w:sz w:val="32"/>
           <w:szCs w:val="32"/>
         </w:rPr>
+        <w:lastRenderedPageBreak/>
         <w:t>Competency Demonstration</w:t>
       </w:r>
       <w:r>
@@ -330,6 +448,25 @@
           <w:szCs w:val="32"/>
         </w:rPr>
         <w:t xml:space="preserve"> – Part 2, start in class on viewing day </w:t>
+      </w:r>
+    </w:p>
+    <w:p>
+      <w:pPr>
+        <w:rPr>
+          <w:i w:val="0"/>
+          <w:iCs w:val="0"/>
+          <w:sz w:val="24"/>
+          <w:szCs w:val="24"/>
+        </w:rPr>
+      </w:pPr>
+      <w:r>
+        <w:rPr>
+          <w:i w:val="0"/>
+          <w:iCs w:val="0"/>
+          <w:sz w:val="24"/>
+          <w:szCs w:val="24"/>
+        </w:rPr>
+        <w:t xml:space="preserve">On viewing day (see course calendar), bring your complete visualization(s) to class. Viewing day will be reserved to engage with each other’s visualizations and provide feedback. You will also get verbal feedback from the instructor on viewing day. One way to provide feedback and demonstrate competencies is to write a thoughtful and actionable critique of someone else’s visualization(s). If you choose to do this, be sure to cite visualization science and theories to support your suggested changes and compliments. </w:t>
       </w:r>
     </w:p>
     <w:p>
@@ -444,7 +581,6 @@
           <w:sz w:val="24"/>
           <w:szCs w:val="24"/>
         </w:rPr>
-        <w:lastRenderedPageBreak/>
         <w:t xml:space="preserve">Apply perceptual concepts to visualization design </w:t>
       </w:r>
     </w:p>
@@ -576,25 +712,7 @@
           <w:sz w:val="24"/>
           <w:szCs w:val="24"/>
         </w:rPr>
-        <w:t>If you choose to demonstrate “</w:t>
-      </w:r>
-      <w:r>
-        <w:rPr>
-          <w:i w:val="0"/>
-          <w:iCs w:val="0"/>
-          <w:sz w:val="24"/>
-          <w:szCs w:val="24"/>
-        </w:rPr>
-        <w:t>Write a thoughtful and actionable critique of someone else's work</w:t>
-      </w:r>
-      <w:r>
-        <w:rPr>
-          <w:i w:val="0"/>
-          <w:iCs w:val="0"/>
-          <w:sz w:val="24"/>
-          <w:szCs w:val="24"/>
-        </w:rPr>
-        <w:t>”</w:t>
+        <w:t>If you choose to demonstrate “Write a thoughtful and actionable critique of someone else's work”</w:t>
       </w:r>
       <w:r>
         <w:rPr>
@@ -634,25 +752,7 @@
           <w:sz w:val="24"/>
           <w:szCs w:val="24"/>
         </w:rPr>
-        <w:t>If you choose to demonstrate “</w:t>
-      </w:r>
-      <w:r>
-        <w:rPr>
-          <w:i w:val="0"/>
-          <w:iCs w:val="0"/>
-          <w:sz w:val="24"/>
-          <w:szCs w:val="24"/>
-        </w:rPr>
-        <w:t>Redesign a visualization based on critiques</w:t>
-      </w:r>
-      <w:r>
-        <w:rPr>
-          <w:i w:val="0"/>
-          <w:iCs w:val="0"/>
-          <w:sz w:val="24"/>
-          <w:szCs w:val="24"/>
-        </w:rPr>
-        <w:t>”</w:t>
+        <w:t>If you choose to demonstrate “Redesign a visualization based on critiques”</w:t>
       </w:r>
       <w:r>
         <w:rPr>
@@ -689,6 +789,15 @@
           <w:szCs w:val="24"/>
         </w:rPr>
       </w:pPr>
+      <w:r>
+        <w:rPr>
+          <w:i w:val="0"/>
+          <w:iCs w:val="0"/>
+          <w:sz w:val="24"/>
+          <w:szCs w:val="24"/>
+        </w:rPr>
+        <w:t xml:space="preserve">Create a PDF with images of your visualization(s) and your write up from part 2. </w:t>
+      </w:r>
       <w:r>
         <w:rPr>
           <w:i w:val="0"/>
